--- a/business/for_codex/03_data_room/legal/ATOMiK_Legal_Formation_Summary.docx
+++ b/business/for_codex/03_data_room/legal/ATOMiK_Legal_Formation_Summary.docx
@@ -51,7 +51,7 @@
         <w:rPr>
           <w:color w:val="070B12"/>
         </w:rPr>
-        <w:t>Entity Status</w:t>
+        <w:t>Current Entity Status</w:t>
       </w:r>
     </w:p>
     <w:p>
@@ -59,7 +59,16 @@
         <w:rPr>
           <w:sz w:val="22"/>
         </w:rPr>
-        <w:t>Formation status: In progress. See entity_status.md in data room for current filing status.</w:t>
+        <w:t>Current operating entity per internal data-room record: Rockwell Industries, LLC, California LLC, active. EIN/address details are intentionally kept out of public send materials.</w:t>
+      </w:r>
+    </w:p>
+    <w:p>
+      <w:r>
+        <w:rPr>
+          <w:b/>
+          <w:sz w:val="22"/>
+        </w:rPr>
+        <w:t>Intended venture-financing path: Delaware C-Corp conversion or formation path before institutional close, pending counsel.</w:t>
       </w:r>
     </w:p>
     <w:p>
@@ -67,15 +76,7 @@
         <w:rPr>
           <w:sz w:val="22"/>
         </w:rPr>
-        <w:t>Recommended structure: Delaware C-Corporation (standard for VC-backed companies).</w:t>
-      </w:r>
-    </w:p>
-    <w:p>
-      <w:r>
-        <w:rPr>
-          <w:sz w:val="22"/>
-        </w:rPr>
-        <w:t>⚠️ REQUIRED BEFORE CLOSE: Articles of incorporation, EIN, bank account, stock issuance to founder, SAFE template reviewed by counsel.</w:t>
+        <w:t>Investor-safe wording: current entity and IP records exist, but final VC-ready corporate structure, cap table, and close documents require counsel review.</w:t>
       </w:r>
     </w:p>
     <w:p>
@@ -110,15 +111,16 @@
         <w:rPr>
           <w:sz w:val="22"/>
         </w:rPr>
-        <w:t>Trade secret documentation in progress (see trade_secrets.md in data room).</w:t>
+        <w:t>Current founder IP assignment template assigns to Rockwell Industries, LLC. Counsel must confirm whether assignment remains with the LLC, moves to a Delaware C-Corp, or is handled through conversion/assignment chain before close.</w:t>
       </w:r>
     </w:p>
     <w:p>
       <w:r>
         <w:rPr>
+          <w:b/>
           <w:sz w:val="22"/>
         </w:rPr>
-        <w:t>IP assignment: Founder IP assignment agreement required before close. Template in data room.</w:t>
+        <w:t>Do not state that final post-close IP assignment is complete until counsel confirms it.</w:t>
       </w:r>
     </w:p>
     <w:p>
@@ -137,7 +139,7 @@
         <w:rPr>
           <w:sz w:val="22"/>
         </w:rPr>
-        <w:t>See ATOMiK_Financial_Model.xlsx → Cap Table (Draft) sheet.</w:t>
+        <w:t>See ATOMiK_Financial_Model.xlsx → Cap Table Draft sheet.</w:t>
       </w:r>
     </w:p>
     <w:p>
@@ -145,7 +147,7 @@
         <w:rPr>
           <w:sz w:val="22"/>
         </w:rPr>
-        <w:t>⚠️ Formal cap table requires incorporation + Carta setup + counsel review.</w:t>
+        <w:t>Formal cap table requires incorporation/conversion records, founder stock issuance or equivalent conversion records, option-pool decision, and counsel-reviewed financing documents.</w:t>
       </w:r>
     </w:p>
     <w:p>
@@ -153,7 +155,7 @@
         <w:rPr>
           <w:sz w:val="22"/>
         </w:rPr>
-        <w:t>Pre-seed instrument: Post-money SAFE. Valuation cap, discount, and pro-rata rights require CFO/counsel approval.</w:t>
+        <w:t>Pre-seed instrument currently planned: SAFE, with final structure pending CFO/counsel. Valuation cap, discount, pro-rata rights, side letters, and close mechanics require CFO/counsel approval.</w:t>
       </w:r>
     </w:p>
     <w:p>
@@ -172,7 +174,7 @@
         <w:rPr>
           <w:sz w:val="22"/>
         </w:rPr>
-        <w:t>Current: Founder only. No employees. No contractor agreements active.</w:t>
+        <w:t>Current status for investor materials: founder-led, with first hires/fractional roles planned after financing. Any contractor/advisor arrangement should be documented before being presented as part of the company team or cap table.</w:t>
       </w:r>
     </w:p>
     <w:p>
@@ -180,7 +182,7 @@
         <w:rPr>
           <w:sz w:val="22"/>
         </w:rPr>
-        <w:t>Recommended before close: Formal employment agreement for founder, consulting agreements for any contractors, IP assignment for all contributors.</w:t>
+        <w:t>Recommended before close: founder employment/consulting status reviewed by counsel, consulting agreements for any contractors, and IP assignment for all contributors.</w:t>
       </w:r>
     </w:p>
     <w:p>
@@ -191,7 +193,7 @@
         <w:rPr>
           <w:color w:val="070B12"/>
         </w:rPr>
-        <w:t>Data Room Checklist for Investor Due Diligence</w:t>
+        <w:t>Before-Close Checklist</w:t>
       </w:r>
     </w:p>
     <w:tbl>
@@ -207,7 +209,7 @@
       <w:tr>
         <w:tc>
           <w:tcPr>
-            <w:tcW w:type="dxa" w:w="4320"/>
+            <w:tcW w:type="dxa" w:w="4896"/>
           </w:tcPr>
           <w:p>
             <w:r>
@@ -215,13 +217,13 @@
                 <w:b/>
                 <w:sz w:val="19"/>
               </w:rPr>
-              <w:t>Document</w:t>
+              <w:t>Document / Gate</w:t>
             </w:r>
           </w:p>
         </w:tc>
         <w:tc>
           <w:tcPr>
-            <w:tcW w:type="dxa" w:w="5472"/>
+            <w:tcW w:type="dxa" w:w="4896"/>
           </w:tcPr>
           <w:p>
             <w:r>
@@ -237,27 +239,27 @@
       <w:tr>
         <w:tc>
           <w:tcPr>
-            <w:tcW w:type="dxa" w:w="4320"/>
+            <w:tcW w:type="dxa" w:w="4896"/>
           </w:tcPr>
           <w:p>
             <w:r>
               <w:rPr>
                 <w:sz w:val="19"/>
               </w:rPr>
-              <w:t>Articles of incorporation / formation docs</w:t>
+              <w:t>Delaware C-Corp conversion or formation plan</w:t>
             </w:r>
           </w:p>
         </w:tc>
         <w:tc>
           <w:tcPr>
-            <w:tcW w:type="dxa" w:w="5472"/>
+            <w:tcW w:type="dxa" w:w="4896"/>
           </w:tcPr>
           <w:p>
             <w:r>
               <w:rPr>
                 <w:sz w:val="19"/>
               </w:rPr>
-              <w:t>PENDING</w:t>
+              <w:t>PENDING COUNSEL</w:t>
             </w:r>
           </w:p>
         </w:tc>
@@ -265,27 +267,27 @@
       <w:tr>
         <w:tc>
           <w:tcPr>
-            <w:tcW w:type="dxa" w:w="4320"/>
+            <w:tcW w:type="dxa" w:w="4896"/>
           </w:tcPr>
           <w:p>
             <w:r>
               <w:rPr>
                 <w:sz w:val="19"/>
               </w:rPr>
-              <w:t>EIN / Federal Tax ID</w:t>
+              <w:t>Founder stock issuance / conversion-equivalent records</w:t>
             </w:r>
           </w:p>
         </w:tc>
         <w:tc>
           <w:tcPr>
-            <w:tcW w:type="dxa" w:w="5472"/>
+            <w:tcW w:type="dxa" w:w="4896"/>
           </w:tcPr>
           <w:p>
             <w:r>
               <w:rPr>
                 <w:sz w:val="19"/>
               </w:rPr>
-              <w:t>PENDING</w:t>
+              <w:t>PENDING COUNSEL</w:t>
             </w:r>
           </w:p>
         </w:tc>
@@ -293,27 +295,27 @@
       <w:tr>
         <w:tc>
           <w:tcPr>
-            <w:tcW w:type="dxa" w:w="4320"/>
+            <w:tcW w:type="dxa" w:w="4896"/>
           </w:tcPr>
           <w:p>
             <w:r>
               <w:rPr>
                 <w:sz w:val="19"/>
               </w:rPr>
-              <w:t>Founder stock issuance documents</w:t>
+              <w:t>Founder IP assignment into correct post-close entity</w:t>
             </w:r>
           </w:p>
         </w:tc>
         <w:tc>
           <w:tcPr>
-            <w:tcW w:type="dxa" w:w="5472"/>
+            <w:tcW w:type="dxa" w:w="4896"/>
           </w:tcPr>
           <w:p>
             <w:r>
               <w:rPr>
                 <w:sz w:val="19"/>
               </w:rPr>
-              <w:t>PENDING</w:t>
+              <w:t>PENDING COUNSEL</w:t>
             </w:r>
           </w:p>
         </w:tc>
@@ -321,132 +323,20 @@
       <w:tr>
         <w:tc>
           <w:tcPr>
-            <w:tcW w:type="dxa" w:w="4320"/>
+            <w:tcW w:type="dxa" w:w="4896"/>
           </w:tcPr>
           <w:p>
             <w:r>
               <w:rPr>
                 <w:sz w:val="19"/>
               </w:rPr>
-              <w:t>Cap table (Carta or equivalent)</w:t>
+              <w:t>SAFE template and side letters</w:t>
             </w:r>
           </w:p>
         </w:tc>
         <w:tc>
           <w:tcPr>
-            <w:tcW w:type="dxa" w:w="5472"/>
-          </w:tcPr>
-          <w:p>
-            <w:r>
-              <w:rPr>
-                <w:sz w:val="19"/>
-              </w:rPr>
-              <w:t>PENDING</w:t>
-            </w:r>
-          </w:p>
-        </w:tc>
-      </w:tr>
-      <w:tr>
-        <w:tc>
-          <w:tcPr>
-            <w:tcW w:type="dxa" w:w="4320"/>
-          </w:tcPr>
-          <w:p>
-            <w:r>
-              <w:rPr>
-                <w:sz w:val="19"/>
-              </w:rPr>
-              <w:t>IP assignment agreements</w:t>
-            </w:r>
-          </w:p>
-        </w:tc>
-        <w:tc>
-          <w:tcPr>
-            <w:tcW w:type="dxa" w:w="5472"/>
-          </w:tcPr>
-          <w:p>
-            <w:r>
-              <w:rPr>
-                <w:sz w:val="19"/>
-              </w:rPr>
-              <w:t>TEMPLATE READY</w:t>
-            </w:r>
-          </w:p>
-        </w:tc>
-      </w:tr>
-      <w:tr>
-        <w:tc>
-          <w:tcPr>
-            <w:tcW w:type="dxa" w:w="4320"/>
-          </w:tcPr>
-          <w:p>
-            <w:r>
-              <w:rPr>
-                <w:sz w:val="19"/>
-              </w:rPr>
-              <w:t>Provisional patent filing</w:t>
-            </w:r>
-          </w:p>
-        </w:tc>
-        <w:tc>
-          <w:tcPr>
-            <w:tcW w:type="dxa" w:w="5472"/>
-          </w:tcPr>
-          <w:p>
-            <w:r>
-              <w:rPr>
-                <w:sz w:val="19"/>
-              </w:rPr>
-              <w:t>✓ FILED</w:t>
-            </w:r>
-          </w:p>
-        </w:tc>
-      </w:tr>
-      <w:tr>
-        <w:tc>
-          <w:tcPr>
-            <w:tcW w:type="dxa" w:w="4320"/>
-          </w:tcPr>
-          <w:p>
-            <w:r>
-              <w:rPr>
-                <w:sz w:val="19"/>
-              </w:rPr>
-              <w:t>Patent conversion plan</w:t>
-            </w:r>
-          </w:p>
-        </w:tc>
-        <w:tc>
-          <w:tcPr>
-            <w:tcW w:type="dxa" w:w="5472"/>
-          </w:tcPr>
-          <w:p>
-            <w:r>
-              <w:rPr>
-                <w:sz w:val="19"/>
-              </w:rPr>
-              <w:t>IN PROGRESS</w:t>
-            </w:r>
-          </w:p>
-        </w:tc>
-      </w:tr>
-      <w:tr>
-        <w:tc>
-          <w:tcPr>
-            <w:tcW w:type="dxa" w:w="4320"/>
-          </w:tcPr>
-          <w:p>
-            <w:r>
-              <w:rPr>
-                <w:sz w:val="19"/>
-              </w:rPr>
-              <w:t>SAFE template (reviewed by counsel)</w:t>
-            </w:r>
-          </w:p>
-        </w:tc>
-        <w:tc>
-          <w:tcPr>
-            <w:tcW w:type="dxa" w:w="5472"/>
+            <w:tcW w:type="dxa" w:w="4896"/>
           </w:tcPr>
           <w:p>
             <w:r>
@@ -461,27 +351,27 @@
       <w:tr>
         <w:tc>
           <w:tcPr>
-            <w:tcW w:type="dxa" w:w="4320"/>
+            <w:tcW w:type="dxa" w:w="4896"/>
           </w:tcPr>
           <w:p>
             <w:r>
               <w:rPr>
                 <w:sz w:val="19"/>
               </w:rPr>
-              <w:t>Employment agreements</w:t>
+              <w:t>Cap table setup and option-pool decision</w:t>
             </w:r>
           </w:p>
         </w:tc>
         <w:tc>
           <w:tcPr>
-            <w:tcW w:type="dxa" w:w="5472"/>
+            <w:tcW w:type="dxa" w:w="4896"/>
           </w:tcPr>
           <w:p>
             <w:r>
               <w:rPr>
                 <w:sz w:val="19"/>
               </w:rPr>
-              <w:t>PENDING</w:t>
+              <w:t>PENDING CFO/COUNSEL</w:t>
             </w:r>
           </w:p>
         </w:tc>
@@ -489,27 +379,27 @@
       <w:tr>
         <w:tc>
           <w:tcPr>
-            <w:tcW w:type="dxa" w:w="4320"/>
+            <w:tcW w:type="dxa" w:w="4896"/>
           </w:tcPr>
           <w:p>
             <w:r>
               <w:rPr>
                 <w:sz w:val="19"/>
               </w:rPr>
-              <w:t>Contractor agreements</w:t>
+              <w:t>Prior obligations / advisor promises / contractor rights check</w:t>
             </w:r>
           </w:p>
         </w:tc>
         <w:tc>
           <w:tcPr>
-            <w:tcW w:type="dxa" w:w="5472"/>
+            <w:tcW w:type="dxa" w:w="4896"/>
           </w:tcPr>
           <w:p>
             <w:r>
               <w:rPr>
                 <w:sz w:val="19"/>
               </w:rPr>
-              <w:t>NONE ACTIVE</w:t>
+              <w:t>PENDING COUNSEL</w:t>
             </w:r>
           </w:p>
         </w:tc>
@@ -517,27 +407,27 @@
       <w:tr>
         <w:tc>
           <w:tcPr>
-            <w:tcW w:type="dxa" w:w="4320"/>
+            <w:tcW w:type="dxa" w:w="4896"/>
           </w:tcPr>
           <w:p>
             <w:r>
               <w:rPr>
                 <w:sz w:val="19"/>
               </w:rPr>
-              <w:t>Board resolution (if applicable)</w:t>
+              <w:t>Provisional patent filing</w:t>
             </w:r>
           </w:p>
         </w:tc>
         <w:tc>
           <w:tcPr>
-            <w:tcW w:type="dxa" w:w="5472"/>
+            <w:tcW w:type="dxa" w:w="4896"/>
           </w:tcPr>
           <w:p>
             <w:r>
               <w:rPr>
                 <w:sz w:val="19"/>
               </w:rPr>
-              <w:t>PENDING</w:t>
+              <w:t>FILED / SEE IP DATA ROOM</w:t>
             </w:r>
           </w:p>
         </w:tc>
@@ -545,27 +435,464 @@
       <w:tr>
         <w:tc>
           <w:tcPr>
-            <w:tcW w:type="dxa" w:w="4320"/>
+            <w:tcW w:type="dxa" w:w="4896"/>
           </w:tcPr>
           <w:p>
             <w:r>
               <w:rPr>
                 <w:sz w:val="19"/>
               </w:rPr>
-              <w:t>Prior IP clearance</w:t>
+              <w:t>Patent conversion plan</w:t>
             </w:r>
           </w:p>
         </w:tc>
         <w:tc>
           <w:tcPr>
-            <w:tcW w:type="dxa" w:w="5472"/>
+            <w:tcW w:type="dxa" w:w="4896"/>
           </w:tcPr>
           <w:p>
             <w:r>
               <w:rPr>
                 <w:sz w:val="19"/>
               </w:rPr>
-              <w:t>IN PROGRESS</w:t>
+              <w:t>FUNDED IN PRE-SEED PLAN</w:t>
+            </w:r>
+          </w:p>
+        </w:tc>
+      </w:tr>
+    </w:tbl>
+    <w:p/>
+    <w:p>
+      <w:pPr>
+        <w:pStyle w:val="Heading1"/>
+      </w:pPr>
+      <w:r>
+        <w:rPr>
+          <w:color w:val="070B12"/>
+        </w:rPr>
+        <w:t>Legal / IP Attachment Index</w:t>
+      </w:r>
+    </w:p>
+    <w:tbl>
+      <w:tblPr>
+        <w:tblStyle w:val="TableGrid"/>
+        <w:tblW w:type="auto" w:w="0"/>
+        <w:tblLook w:firstColumn="1" w:firstRow="1" w:lastColumn="0" w:lastRow="0" w:noHBand="0" w:noVBand="1" w:val="04A0"/>
+      </w:tblPr>
+      <w:tblGrid>
+        <w:gridCol w:w="2928"/>
+        <w:gridCol w:w="2928"/>
+        <w:gridCol w:w="2928"/>
+      </w:tblGrid>
+      <w:tr>
+        <w:tc>
+          <w:tcPr>
+            <w:tcW w:type="dxa" w:w="2928"/>
+          </w:tcPr>
+          <w:p>
+            <w:r>
+              <w:rPr>
+                <w:b/>
+                <w:sz w:val="16"/>
+              </w:rPr>
+              <w:t>Attachment</w:t>
+            </w:r>
+          </w:p>
+        </w:tc>
+        <w:tc>
+          <w:tcPr>
+            <w:tcW w:type="dxa" w:w="2928"/>
+          </w:tcPr>
+          <w:p>
+            <w:r>
+              <w:rPr>
+                <w:b/>
+                <w:sz w:val="16"/>
+              </w:rPr>
+              <w:t>Status</w:t>
+            </w:r>
+          </w:p>
+        </w:tc>
+        <w:tc>
+          <w:tcPr>
+            <w:tcW w:type="dxa" w:w="2928"/>
+          </w:tcPr>
+          <w:p>
+            <w:r>
+              <w:rPr>
+                <w:b/>
+                <w:sz w:val="16"/>
+              </w:rPr>
+              <w:t>Diligence note</w:t>
+            </w:r>
+          </w:p>
+        </w:tc>
+      </w:tr>
+      <w:tr>
+        <w:tc>
+          <w:tcPr>
+            <w:tcW w:type="dxa" w:w="2928"/>
+          </w:tcPr>
+          <w:p>
+            <w:r>
+              <w:rPr>
+                <w:sz w:val="16"/>
+              </w:rPr>
+              <w:t>California LLC entity record</w:t>
+            </w:r>
+          </w:p>
+        </w:tc>
+        <w:tc>
+          <w:tcPr>
+            <w:tcW w:type="dxa" w:w="2928"/>
+          </w:tcPr>
+          <w:p>
+            <w:r>
+              <w:rPr>
+                <w:sz w:val="16"/>
+              </w:rPr>
+              <w:t>Available internally / controlled</w:t>
+            </w:r>
+          </w:p>
+        </w:tc>
+        <w:tc>
+          <w:tcPr>
+            <w:tcW w:type="dxa" w:w="2928"/>
+          </w:tcPr>
+          <w:p>
+            <w:r>
+              <w:rPr>
+                <w:sz w:val="16"/>
+              </w:rPr>
+              <w:t>Attach or refresh before serious diligence</w:t>
+            </w:r>
+          </w:p>
+        </w:tc>
+      </w:tr>
+      <w:tr>
+        <w:tc>
+          <w:tcPr>
+            <w:tcW w:type="dxa" w:w="2928"/>
+          </w:tcPr>
+          <w:p>
+            <w:r>
+              <w:rPr>
+                <w:sz w:val="16"/>
+              </w:rPr>
+              <w:t>Founder IP assignment template</w:t>
+            </w:r>
+          </w:p>
+        </w:tc>
+        <w:tc>
+          <w:tcPr>
+            <w:tcW w:type="dxa" w:w="2928"/>
+          </w:tcPr>
+          <w:p>
+            <w:r>
+              <w:rPr>
+                <w:sz w:val="16"/>
+              </w:rPr>
+              <w:t>Available as template / counsel review pending</w:t>
+            </w:r>
+          </w:p>
+        </w:tc>
+        <w:tc>
+          <w:tcPr>
+            <w:tcW w:type="dxa" w:w="2928"/>
+          </w:tcPr>
+          <w:p>
+            <w:r>
+              <w:rPr>
+                <w:sz w:val="16"/>
+              </w:rPr>
+              <w:t>Do not claim final assignment chain complete</w:t>
+            </w:r>
+          </w:p>
+        </w:tc>
+      </w:tr>
+      <w:tr>
+        <w:tc>
+          <w:tcPr>
+            <w:tcW w:type="dxa" w:w="2928"/>
+          </w:tcPr>
+          <w:p>
+            <w:r>
+              <w:rPr>
+                <w:sz w:val="16"/>
+              </w:rPr>
+              <w:t>Provisional patent filing receipt</w:t>
+            </w:r>
+          </w:p>
+        </w:tc>
+        <w:tc>
+          <w:tcPr>
+            <w:tcW w:type="dxa" w:w="2928"/>
+          </w:tcPr>
+          <w:p>
+            <w:r>
+              <w:rPr>
+                <w:sz w:val="16"/>
+              </w:rPr>
+              <w:t>Available / controlled</w:t>
+            </w:r>
+          </w:p>
+        </w:tc>
+        <w:tc>
+          <w:tcPr>
+            <w:tcW w:type="dxa" w:w="2928"/>
+          </w:tcPr>
+          <w:p>
+            <w:r>
+              <w:rPr>
+                <w:sz w:val="16"/>
+              </w:rPr>
+              <w:t>Counsel-controlled or NDA path</w:t>
+            </w:r>
+          </w:p>
+        </w:tc>
+      </w:tr>
+      <w:tr>
+        <w:tc>
+          <w:tcPr>
+            <w:tcW w:type="dxa" w:w="2928"/>
+          </w:tcPr>
+          <w:p>
+            <w:r>
+              <w:rPr>
+                <w:sz w:val="16"/>
+              </w:rPr>
+              <w:t>Provisional patent cover sheet or filing confirmation</w:t>
+            </w:r>
+          </w:p>
+        </w:tc>
+        <w:tc>
+          <w:tcPr>
+            <w:tcW w:type="dxa" w:w="2928"/>
+          </w:tcPr>
+          <w:p>
+            <w:r>
+              <w:rPr>
+                <w:sz w:val="16"/>
+              </w:rPr>
+              <w:t>Available / controlled</w:t>
+            </w:r>
+          </w:p>
+        </w:tc>
+        <w:tc>
+          <w:tcPr>
+            <w:tcW w:type="dxa" w:w="2928"/>
+          </w:tcPr>
+          <w:p>
+            <w:r>
+              <w:rPr>
+                <w:sz w:val="16"/>
+              </w:rPr>
+              <w:t>Use investor-safe patent summary for broad follow-up</w:t>
+            </w:r>
+          </w:p>
+        </w:tc>
+      </w:tr>
+      <w:tr>
+        <w:tc>
+          <w:tcPr>
+            <w:tcW w:type="dxa" w:w="2928"/>
+          </w:tcPr>
+          <w:p>
+            <w:r>
+              <w:rPr>
+                <w:sz w:val="16"/>
+              </w:rPr>
+              <w:t>Patent conversion calendar</w:t>
+            </w:r>
+          </w:p>
+        </w:tc>
+        <w:tc>
+          <w:tcPr>
+            <w:tcW w:type="dxa" w:w="2928"/>
+          </w:tcPr>
+          <w:p>
+            <w:r>
+              <w:rPr>
+                <w:sz w:val="16"/>
+              </w:rPr>
+              <w:t>Pending</w:t>
+            </w:r>
+          </w:p>
+        </w:tc>
+        <w:tc>
+          <w:tcPr>
+            <w:tcW w:type="dxa" w:w="2928"/>
+          </w:tcPr>
+          <w:p>
+            <w:r>
+              <w:rPr>
+                <w:sz w:val="16"/>
+              </w:rPr>
+              <w:t>Track conversion deadline and counsel owner</w:t>
+            </w:r>
+          </w:p>
+        </w:tc>
+      </w:tr>
+      <w:tr>
+        <w:tc>
+          <w:tcPr>
+            <w:tcW w:type="dxa" w:w="2928"/>
+          </w:tcPr>
+          <w:p>
+            <w:r>
+              <w:rPr>
+                <w:sz w:val="16"/>
+              </w:rPr>
+              <w:t>Cap table draft</w:t>
+            </w:r>
+          </w:p>
+        </w:tc>
+        <w:tc>
+          <w:tcPr>
+            <w:tcW w:type="dxa" w:w="2928"/>
+          </w:tcPr>
+          <w:p>
+            <w:r>
+              <w:rPr>
+                <w:sz w:val="16"/>
+              </w:rPr>
+              <w:t>Pending counsel/CFO</w:t>
+            </w:r>
+          </w:p>
+        </w:tc>
+        <w:tc>
+          <w:tcPr>
+            <w:tcW w:type="dxa" w:w="2928"/>
+          </w:tcPr>
+          <w:p>
+            <w:r>
+              <w:rPr>
+                <w:sz w:val="16"/>
+              </w:rPr>
+              <w:t>Do not circulate as final cap table</w:t>
+            </w:r>
+          </w:p>
+        </w:tc>
+      </w:tr>
+      <w:tr>
+        <w:tc>
+          <w:tcPr>
+            <w:tcW w:type="dxa" w:w="2928"/>
+          </w:tcPr>
+          <w:p>
+            <w:r>
+              <w:rPr>
+                <w:sz w:val="16"/>
+              </w:rPr>
+              <w:t>SAFE template</w:t>
+            </w:r>
+          </w:p>
+        </w:tc>
+        <w:tc>
+          <w:tcPr>
+            <w:tcW w:type="dxa" w:w="2928"/>
+          </w:tcPr>
+          <w:p>
+            <w:r>
+              <w:rPr>
+                <w:sz w:val="16"/>
+              </w:rPr>
+              <w:t>Pending counsel</w:t>
+            </w:r>
+          </w:p>
+        </w:tc>
+        <w:tc>
+          <w:tcPr>
+            <w:tcW w:type="dxa" w:w="2928"/>
+          </w:tcPr>
+          <w:p>
+            <w:r>
+              <w:rPr>
+                <w:sz w:val="16"/>
+              </w:rPr>
+              <w:t>Do not quote finalized cap or side-letter terms</w:t>
+            </w:r>
+          </w:p>
+        </w:tc>
+      </w:tr>
+      <w:tr>
+        <w:tc>
+          <w:tcPr>
+            <w:tcW w:type="dxa" w:w="2928"/>
+          </w:tcPr>
+          <w:p>
+            <w:r>
+              <w:rPr>
+                <w:sz w:val="16"/>
+              </w:rPr>
+              <w:t>Contractor/advisor IP assignment agreements</w:t>
+            </w:r>
+          </w:p>
+        </w:tc>
+        <w:tc>
+          <w:tcPr>
+            <w:tcW w:type="dxa" w:w="2928"/>
+          </w:tcPr>
+          <w:p>
+            <w:r>
+              <w:rPr>
+                <w:sz w:val="16"/>
+              </w:rPr>
+              <w:t>None / pending / available as applicable</w:t>
+            </w:r>
+          </w:p>
+        </w:tc>
+        <w:tc>
+          <w:tcPr>
+            <w:tcW w:type="dxa" w:w="2928"/>
+          </w:tcPr>
+          <w:p>
+            <w:r>
+              <w:rPr>
+                <w:sz w:val="16"/>
+              </w:rPr>
+              <w:t>Verify before close</w:t>
+            </w:r>
+          </w:p>
+        </w:tc>
+      </w:tr>
+      <w:tr>
+        <w:tc>
+          <w:tcPr>
+            <w:tcW w:type="dxa" w:w="2928"/>
+          </w:tcPr>
+          <w:p>
+            <w:r>
+              <w:rPr>
+                <w:sz w:val="16"/>
+              </w:rPr>
+              <w:t>Counsel engagement status</w:t>
+            </w:r>
+          </w:p>
+        </w:tc>
+        <w:tc>
+          <w:tcPr>
+            <w:tcW w:type="dxa" w:w="2928"/>
+          </w:tcPr>
+          <w:p>
+            <w:r>
+              <w:rPr>
+                <w:sz w:val="16"/>
+              </w:rPr>
+              <w:t>Pending / controlled note</w:t>
+            </w:r>
+          </w:p>
+        </w:tc>
+        <w:tc>
+          <w:tcPr>
+            <w:tcW w:type="dxa" w:w="2928"/>
+          </w:tcPr>
+          <w:p>
+            <w:r>
+              <w:rPr>
+                <w:sz w:val="16"/>
+              </w:rPr>
+              <w:t>Update once counsel is retained for close</w:t>
             </w:r>
           </w:p>
         </w:tc>
